--- a/backend/templates/TS_Template_original.docx
+++ b/backend/templates/TS_Template_original.docx
@@ -605,7 +605,7 @@
           <w:bCs/>
           <w:i/>
           <w:iCs/>
-          <w:color w:val="EE0000"/>
+          <w:color w:val="000000" w:themeColor="text1"/>
           <w:u w:val="single"/>
         </w:rPr>
       </w:pPr>
@@ -616,7 +616,7 @@
           <w:bCs/>
           <w:i/>
           <w:iCs/>
-          <w:color w:val="EE0000"/>
+          <w:color w:val="000000" w:themeColor="text1"/>
           <w:u w:val="single"/>
         </w:rPr>
         <w:lastRenderedPageBreak/>
@@ -1537,7 +1537,7 @@
           <w:rFonts w:ascii="Hitachi Sans" w:eastAsia="Hitachi Sans" w:hAnsi="Hitachi Sans" w:cs="Hitachi Sans"/>
           <w:b/>
           <w:bCs/>
-          <w:color w:val="EE0000"/>
+          <w:color w:val="000000" w:themeColor="text1"/>
         </w:rPr>
       </w:pPr>
       <w:r>
@@ -1545,7 +1545,7 @@
           <w:rFonts w:ascii="Hitachi Sans" w:eastAsia="Hitachi Sans" w:hAnsi="Hitachi Sans" w:cs="Hitachi Sans"/>
           <w:b/>
           <w:bCs/>
-          <w:color w:val="EE0000"/>
+          <w:color w:val="000000" w:themeColor="text1"/>
         </w:rPr>
         <w:t xml:space="preserve">Copyright © 2026 Hitachi India Pvt. Ltd. </w:t>
       </w:r>
@@ -1585,7 +1585,7 @@
           <w:rFonts w:ascii="Hitachi Sans" w:eastAsia="Hitachi Sans" w:hAnsi="Hitachi Sans" w:cs="Hitachi Sans"/>
           <w:i/>
           <w:iCs/>
-          <w:color w:val="EE0000"/>
+          <w:color w:val="000000" w:themeColor="text1"/>
         </w:rPr>
       </w:pPr>
       <w:r>
@@ -1593,7 +1593,7 @@
           <w:rFonts w:ascii="Hitachi Sans" w:eastAsia="Hitachi Sans" w:hAnsi="Hitachi Sans" w:cs="Hitachi Sans"/>
           <w:b/>
           <w:bCs/>
-          <w:color w:val="EE0000"/>
+          <w:color w:val="000000" w:themeColor="text1"/>
         </w:rPr>
         <w:t>TABLE OF CONTENTS</w:t>
       </w:r>
@@ -5331,6 +5331,7 @@
           <w:rFonts w:ascii="Hitachi Sans" w:eastAsia="Hitachi Sans" w:hAnsi="Hitachi Sans" w:cs="Hitachi Sans"/>
           <w:b w:val="0"/>
           <w:bCs w:val="0"/>
+          <w:color w:val="000000" w:themeColor="text1"/>
         </w:rPr>
       </w:pPr>
       <w:bookmarkStart w:id="1" w:name="_efqlr8vep48n" w:colFirst="0" w:colLast="0"/>
@@ -5340,7 +5341,7 @@
           <w:rFonts w:ascii="Hitachi Sans" w:eastAsia="Hitachi Sans" w:hAnsi="Hitachi Sans" w:cs="Hitachi Sans"/>
           <w:i/>
           <w:iCs/>
-          <w:color w:val="943634" w:themeColor="accent2" w:themeShade="BF"/>
+          <w:color w:val="000000" w:themeColor="text1"/>
           <w:sz w:val="32"/>
           <w:szCs w:val="32"/>
         </w:rPr>
@@ -5353,6 +5354,7 @@
           <w:b w:val="0"/>
           <w:bCs w:val="0"/>
           <w:noProof/>
+          <w:color w:val="000000" w:themeColor="text1"/>
         </w:rPr>
         <w:drawing>
           <wp:anchor distT="0" distB="0" distL="0" distR="0" simplePos="0" relativeHeight="251658240" behindDoc="0" locked="0" layoutInCell="1" hidden="0" allowOverlap="1" wp14:anchorId="3D2A6048" wp14:editId="1DBC8B31">
@@ -5404,6 +5406,7 @@
           <w:b w:val="0"/>
           <w:bCs w:val="0"/>
           <w:noProof/>
+          <w:color w:val="000000" w:themeColor="text1"/>
         </w:rPr>
         <w:drawing>
           <wp:anchor distT="0" distB="0" distL="0" distR="0" simplePos="0" relativeHeight="251659264" behindDoc="0" locked="0" layoutInCell="1" hidden="0" allowOverlap="1" wp14:anchorId="653492E4" wp14:editId="2CF42898">
@@ -6232,7 +6235,7 @@
         </w:numPr>
         <w:rPr>
           <w:rFonts w:ascii="Hitachi Sans" w:eastAsia="Hitachi Sans" w:hAnsi="Hitachi Sans" w:cs="Hitachi Sans"/>
-          <w:color w:val="EE0000"/>
+          <w:color w:val="000000" w:themeColor="text1"/>
           <w:sz w:val="32"/>
           <w:szCs w:val="32"/>
         </w:rPr>
@@ -6242,7 +6245,7 @@
       <w:r>
         <w:rPr>
           <w:rFonts w:ascii="Hitachi Sans" w:eastAsia="Hitachi Sans" w:hAnsi="Hitachi Sans" w:cs="Hitachi Sans"/>
-          <w:color w:val="EE0000"/>
+          <w:color w:val="000000" w:themeColor="text1"/>
           <w:sz w:val="32"/>
           <w:szCs w:val="32"/>
         </w:rPr>
@@ -6252,7 +6255,7 @@
       <w:r>
         <w:rPr>
           <w:noProof/>
-          <w:color w:val="EE0000"/>
+          <w:color w:val="000000" w:themeColor="text1"/>
         </w:rPr>
         <w:drawing>
           <wp:anchor distT="0" distB="0" distL="0" distR="0" simplePos="0" relativeHeight="251660288" behindDoc="0" locked="0" layoutInCell="1" hidden="0" allowOverlap="1" wp14:anchorId="41155430" wp14:editId="6A4B7CFE">
@@ -6301,7 +6304,7 @@
       <w:r>
         <w:rPr>
           <w:noProof/>
-          <w:color w:val="EE0000"/>
+          <w:color w:val="000000" w:themeColor="text1"/>
         </w:rPr>
         <w:drawing>
           <wp:anchor distT="0" distB="0" distL="0" distR="0" simplePos="0" relativeHeight="251661312" behindDoc="0" locked="0" layoutInCell="1" hidden="0" allowOverlap="1" wp14:anchorId="6D070805" wp14:editId="41CB894C">
@@ -9996,6 +9999,15 @@
     </w:p>
     <w:p>
       <w:pPr>
+        <w:spacing w:line="360" w:lineRule="auto"/>
+        <w:jc w:val="both"/>
+        <w:rPr>
+          <w:rFonts w:ascii="Hitachi Sans" w:eastAsia="Hitachi Sans" w:hAnsi="Hitachi Sans" w:cs="Hitachi Sans"/>
+        </w:rPr>
+      </w:pPr>
+    </w:p>
+    <w:p>
+      <w:pPr>
         <w:pStyle w:val="Heading2"/>
         <w:numPr>
           <w:ilvl w:val="1"/>
@@ -10006,7 +10018,7 @@
           <w:rFonts w:ascii="Hitachi Sans" w:eastAsia="Hitachi Sans" w:hAnsi="Hitachi Sans" w:cs="Hitachi Sans"/>
           <w:b/>
           <w:bCs/>
-          <w:color w:val="EE0000"/>
+          <w:color w:val="000000" w:themeColor="text1"/>
         </w:rPr>
       </w:pPr>
       <w:bookmarkStart w:id="4" w:name="_igwb0hgkib1j" w:colFirst="0" w:colLast="0"/>
@@ -10016,9 +10028,8 @@
           <w:rFonts w:ascii="Hitachi Sans" w:eastAsia="Hitachi Sans" w:hAnsi="Hitachi Sans" w:cs="Hitachi Sans"/>
           <w:b/>
           <w:bCs/>
-          <w:color w:val="EE0000"/>
-        </w:rPr>
-        <w:lastRenderedPageBreak/>
+          <w:color w:val="000000" w:themeColor="text1"/>
+        </w:rPr>
         <w:t xml:space="preserve">ABBREVIATIONS USED </w:t>
       </w:r>
     </w:p>
@@ -11092,7 +11103,7 @@
           <w:rFonts w:ascii="Hitachi Sans" w:eastAsia="Hitachi Sans" w:hAnsi="Hitachi Sans" w:cs="Hitachi Sans"/>
           <w:b/>
           <w:bCs/>
-          <w:color w:val="EE0000"/>
+          <w:color w:val="000000" w:themeColor="text1"/>
         </w:rPr>
       </w:pPr>
       <w:r>
@@ -11100,7 +11111,7 @@
           <w:rFonts w:ascii="Hitachi Sans" w:eastAsia="Hitachi Sans" w:hAnsi="Hitachi Sans" w:cs="Hitachi Sans"/>
           <w:b/>
           <w:bCs/>
-          <w:color w:val="EE0000"/>
+          <w:color w:val="000000" w:themeColor="text1"/>
         </w:rPr>
         <w:t>PROCESS FLOW</w:t>
       </w:r>
@@ -11494,7 +11505,7 @@
           <w:rFonts w:ascii="Hitachi Sans" w:eastAsia="Hitachi Sans" w:hAnsi="Hitachi Sans" w:cs="Hitachi Sans"/>
           <w:b/>
           <w:bCs/>
-          <w:color w:val="EE0000"/>
+          <w:color w:val="000000" w:themeColor="text1"/>
         </w:rPr>
       </w:pPr>
       <w:bookmarkStart w:id="6" w:name="_n3hzaflfixir" w:colFirst="0" w:colLast="0"/>
@@ -11504,9 +11515,8 @@
           <w:rFonts w:ascii="Hitachi Sans" w:eastAsia="Hitachi Sans" w:hAnsi="Hitachi Sans" w:cs="Hitachi Sans"/>
           <w:b/>
           <w:bCs/>
-          <w:color w:val="EE0000"/>
-        </w:rPr>
-        <w:lastRenderedPageBreak/>
+          <w:color w:val="000000" w:themeColor="text1"/>
+        </w:rPr>
         <w:t>OVERVIEW OF {{SolutionName}}</w:t>
       </w:r>
     </w:p>
@@ -11820,7 +11830,7 @@
         </w:numPr>
         <w:rPr>
           <w:rFonts w:ascii="Hitachi Sans" w:eastAsia="Hitachi Sans" w:hAnsi="Hitachi Sans" w:cs="Hitachi Sans"/>
-          <w:color w:val="EE0000"/>
+          <w:color w:val="000000" w:themeColor="text1"/>
           <w:sz w:val="32"/>
           <w:szCs w:val="32"/>
         </w:rPr>
@@ -11830,7 +11840,7 @@
       <w:r>
         <w:rPr>
           <w:rFonts w:ascii="Hitachi Sans" w:eastAsia="Hitachi Sans" w:hAnsi="Hitachi Sans" w:cs="Hitachi Sans"/>
-          <w:color w:val="EE0000"/>
+          <w:color w:val="000000" w:themeColor="text1"/>
           <w:sz w:val="32"/>
           <w:szCs w:val="32"/>
         </w:rPr>
@@ -11840,7 +11850,7 @@
       <w:r>
         <w:rPr>
           <w:noProof/>
-          <w:color w:val="EE0000"/>
+          <w:color w:val="000000" w:themeColor="text1"/>
         </w:rPr>
         <w:drawing>
           <wp:anchor distT="0" distB="0" distL="0" distR="0" simplePos="0" relativeHeight="251666432" behindDoc="0" locked="0" layoutInCell="1" hidden="0" allowOverlap="1" wp14:anchorId="3DA0CD80" wp14:editId="5CF8701B">
@@ -11889,7 +11899,7 @@
       <w:r>
         <w:rPr>
           <w:noProof/>
-          <w:color w:val="EE0000"/>
+          <w:color w:val="000000" w:themeColor="text1"/>
         </w:rPr>
         <w:drawing>
           <wp:anchor distT="0" distB="0" distL="0" distR="0" simplePos="0" relativeHeight="251667456" behindDoc="0" locked="0" layoutInCell="1" hidden="0" allowOverlap="1" wp14:anchorId="41F19606" wp14:editId="6C153254">
@@ -11947,7 +11957,7 @@
           <w:rFonts w:ascii="Hitachi Sans" w:eastAsia="Hitachi Sans" w:hAnsi="Hitachi Sans" w:cs="Hitachi Sans"/>
           <w:b/>
           <w:bCs/>
-          <w:color w:val="EE0000"/>
+          <w:color w:val="000000" w:themeColor="text1"/>
         </w:rPr>
       </w:pPr>
       <w:bookmarkStart w:id="8" w:name="_5gs726hh67l3" w:colFirst="0" w:colLast="0"/>
@@ -11957,7 +11967,7 @@
           <w:rFonts w:ascii="Hitachi Sans" w:eastAsia="Hitachi Sans" w:hAnsi="Hitachi Sans" w:cs="Hitachi Sans"/>
           <w:b/>
           <w:bCs/>
-          <w:color w:val="EE0000"/>
+          <w:color w:val="000000" w:themeColor="text1"/>
         </w:rPr>
         <w:t>DESIGN SCOPE OF WORK</w:t>
       </w:r>
@@ -14444,6 +14454,7 @@
           <w:rFonts w:ascii="Hitachi Sans" w:eastAsia="Hitachi Sans" w:hAnsi="Hitachi Sans" w:cs="Hitachi Sans"/>
           <w:b/>
           <w:bCs/>
+          <w:color w:val="000000" w:themeColor="text1"/>
         </w:rPr>
       </w:pPr>
       <w:bookmarkStart w:id="14" w:name="_l2r2i2mfarr0" w:colFirst="0" w:colLast="0"/>
@@ -14451,6 +14462,7 @@
       <w:r>
         <w:rPr>
           <w:noProof/>
+          <w:color w:val="000000" w:themeColor="text1"/>
         </w:rPr>
         <mc:AlternateContent>
           <mc:Choice Requires="wps">
@@ -14567,17 +14579,9 @@
           <w:rFonts w:ascii="Hitachi Sans" w:eastAsia="Hitachi Sans" w:hAnsi="Hitachi Sans" w:cs="Hitachi Sans"/>
           <w:b/>
           <w:bCs/>
-        </w:rPr>
-        <w:t xml:space="preserve"> </w:t>
-      </w:r>
-      <w:r>
-        <w:rPr>
-          <w:rFonts w:ascii="Hitachi Sans" w:eastAsia="Hitachi Sans" w:hAnsi="Hitachi Sans" w:cs="Hitachi Sans"/>
-          <w:b/>
-          <w:bCs/>
-          <w:color w:val="EE0000"/>
-        </w:rPr>
-        <w:t>REMOTE SUPPORT SYSTEM</w:t>
+          <w:color w:val="000000" w:themeColor="text1"/>
+        </w:rPr>
+        <w:t xml:space="preserve"> REMOTE SUPPORT SYSTEM</w:t>
       </w:r>
     </w:p>
     <w:p>
@@ -14740,7 +14744,7 @@
           <w:rFonts w:ascii="Hitachi Sans" w:eastAsia="Hitachi Sans" w:hAnsi="Hitachi Sans" w:cs="Hitachi Sans"/>
           <w:b/>
           <w:bCs/>
-          <w:color w:val="EE0000"/>
+          <w:color w:val="000000" w:themeColor="text1"/>
         </w:rPr>
       </w:pPr>
       <w:bookmarkStart w:id="15" w:name="_j73direkpg90" w:colFirst="0" w:colLast="0"/>
@@ -14750,17 +14754,9 @@
           <w:rFonts w:ascii="Hitachi Sans" w:eastAsia="Hitachi Sans" w:hAnsi="Hitachi Sans" w:cs="Hitachi Sans"/>
           <w:b/>
           <w:bCs/>
-        </w:rPr>
-        <w:t xml:space="preserve">  </w:t>
-      </w:r>
-      <w:r>
-        <w:rPr>
-          <w:rFonts w:ascii="Hitachi Sans" w:eastAsia="Hitachi Sans" w:hAnsi="Hitachi Sans" w:cs="Hitachi Sans"/>
-          <w:b/>
-          <w:bCs/>
-          <w:color w:val="EE0000"/>
-        </w:rPr>
-        <w:t>DOCUMENTATION CONTROL</w:t>
+          <w:color w:val="000000" w:themeColor="text1"/>
+        </w:rPr>
+        <w:t xml:space="preserve">  DOCUMENTATION CONTROL</w:t>
       </w:r>
     </w:p>
     <w:p>
@@ -14950,7 +14946,7 @@
           <w:rFonts w:ascii="Hitachi Sans" w:eastAsia="Hitachi Sans" w:hAnsi="Hitachi Sans" w:cs="Hitachi Sans"/>
           <w:b/>
           <w:bCs/>
-          <w:color w:val="EE0000"/>
+          <w:color w:val="000000" w:themeColor="text1"/>
         </w:rPr>
       </w:pPr>
       <w:bookmarkStart w:id="16" w:name="_spm84sglcriq" w:colFirst="0" w:colLast="0"/>
@@ -14960,7 +14956,7 @@
           <w:rFonts w:ascii="Hitachi Sans" w:eastAsia="Hitachi Sans" w:hAnsi="Hitachi Sans" w:cs="Hitachi Sans"/>
           <w:b/>
           <w:bCs/>
-          <w:color w:val="EE0000"/>
+          <w:color w:val="000000" w:themeColor="text1"/>
         </w:rPr>
         <w:t>CUSTOMER TRAINING</w:t>
       </w:r>
@@ -15035,7 +15031,7 @@
           <w:rFonts w:ascii="Hitachi Sans" w:eastAsia="Hitachi Sans" w:hAnsi="Hitachi Sans" w:cs="Hitachi Sans"/>
           <w:b/>
           <w:bCs/>
-          <w:color w:val="EE0000"/>
+          <w:color w:val="000000" w:themeColor="text1"/>
         </w:rPr>
       </w:pPr>
       <w:bookmarkStart w:id="17" w:name="_6gwfqkq1ku8y" w:colFirst="0" w:colLast="0"/>
@@ -15045,7 +15041,7 @@
           <w:rFonts w:ascii="Hitachi Sans" w:eastAsia="Hitachi Sans" w:hAnsi="Hitachi Sans" w:cs="Hitachi Sans"/>
           <w:b/>
           <w:bCs/>
-          <w:color w:val="EE0000"/>
+          <w:color w:val="000000" w:themeColor="text1"/>
         </w:rPr>
         <w:t>SYSTEM CONFIGURATION (FOR REFERENCE)</w:t>
       </w:r>
@@ -15210,7 +15206,7 @@
           <w:rFonts w:ascii="Hitachi Sans" w:eastAsia="Hitachi Sans" w:hAnsi="Hitachi Sans" w:cs="Hitachi Sans"/>
           <w:b/>
           <w:bCs/>
-          <w:color w:val="EE0000"/>
+          <w:color w:val="000000" w:themeColor="text1"/>
         </w:rPr>
       </w:pPr>
       <w:bookmarkStart w:id="18" w:name="_7m2wyk3iujnn" w:colFirst="0" w:colLast="0"/>
@@ -15220,17 +15216,9 @@
           <w:rFonts w:ascii="Hitachi Sans" w:eastAsia="Hitachi Sans" w:hAnsi="Hitachi Sans" w:cs="Hitachi Sans"/>
           <w:b/>
           <w:bCs/>
-        </w:rPr>
-        <w:t xml:space="preserve"> </w:t>
-      </w:r>
-      <w:r>
-        <w:rPr>
-          <w:rFonts w:ascii="Hitachi Sans" w:eastAsia="Hitachi Sans" w:hAnsi="Hitachi Sans" w:cs="Hitachi Sans"/>
-          <w:b/>
-          <w:bCs/>
-          <w:color w:val="EE0000"/>
-        </w:rPr>
-        <w:t>FAT CONDITION</w:t>
+          <w:color w:val="000000" w:themeColor="text1"/>
+        </w:rPr>
+        <w:t xml:space="preserve"> FAT CONDITION</w:t>
       </w:r>
     </w:p>
     <w:p>
@@ -15293,6 +15281,7 @@
           <w:rFonts w:ascii="Hitachi Sans" w:eastAsia="Hitachi Sans" w:hAnsi="Hitachi Sans" w:cs="Hitachi Sans"/>
           <w:b w:val="0"/>
           <w:bCs w:val="0"/>
+          <w:color w:val="000000" w:themeColor="text1"/>
           <w:sz w:val="20"/>
           <w:szCs w:val="20"/>
         </w:rPr>
@@ -15302,7 +15291,7 @@
       <w:r>
         <w:rPr>
           <w:rFonts w:ascii="Hitachi Sans" w:eastAsia="Hitachi Sans" w:hAnsi="Hitachi Sans" w:cs="Hitachi Sans"/>
-          <w:color w:val="EE0000"/>
+          <w:color w:val="000000" w:themeColor="text1"/>
           <w:sz w:val="32"/>
           <w:szCs w:val="32"/>
         </w:rPr>
@@ -15315,6 +15304,7 @@
           <w:b w:val="0"/>
           <w:bCs w:val="0"/>
           <w:noProof/>
+          <w:color w:val="000000" w:themeColor="text1"/>
           <w:sz w:val="20"/>
           <w:szCs w:val="20"/>
         </w:rPr>
@@ -15368,6 +15358,7 @@
           <w:b w:val="0"/>
           <w:bCs w:val="0"/>
           <w:noProof/>
+          <w:color w:val="000000" w:themeColor="text1"/>
           <w:sz w:val="20"/>
           <w:szCs w:val="20"/>
         </w:rPr>
@@ -16397,7 +16388,7 @@
           <w:rFonts w:ascii="Hitachi Sans" w:eastAsia="Hitachi Sans" w:hAnsi="Hitachi Sans" w:cs="Hitachi Sans"/>
           <w:b/>
           <w:bCs/>
-          <w:color w:val="EE0000"/>
+          <w:color w:val="000000" w:themeColor="text1"/>
         </w:rPr>
       </w:pPr>
       <w:bookmarkStart w:id="20" w:name="_1igeh0eji397" w:colFirst="0" w:colLast="0"/>
@@ -16407,17 +16398,9 @@
           <w:rFonts w:ascii="Hitachi Sans" w:eastAsia="Hitachi Sans" w:hAnsi="Hitachi Sans" w:cs="Hitachi Sans"/>
           <w:b/>
           <w:bCs/>
-        </w:rPr>
-        <w:t xml:space="preserve">4.1 </w:t>
-      </w:r>
-      <w:r>
-        <w:rPr>
-          <w:rFonts w:ascii="Hitachi Sans" w:eastAsia="Hitachi Sans" w:hAnsi="Hitachi Sans" w:cs="Hitachi Sans"/>
-          <w:b/>
-          <w:bCs/>
-          <w:color w:val="EE0000"/>
-        </w:rPr>
-        <w:t xml:space="preserve">BASIC HARDWARE SPECIFICATIONS </w:t>
+          <w:color w:val="000000" w:themeColor="text1"/>
+        </w:rPr>
+        <w:t xml:space="preserve">4.1 BASIC HARDWARE SPECIFICATIONS </w:t>
       </w:r>
     </w:p>
     <w:p>
@@ -17722,7 +17705,7 @@
           <w:rFonts w:ascii="Hitachi Sans" w:eastAsia="Hitachi Sans" w:hAnsi="Hitachi Sans" w:cs="Hitachi Sans"/>
           <w:b/>
           <w:bCs/>
-          <w:color w:val="EE0000"/>
+          <w:color w:val="000000" w:themeColor="text1"/>
         </w:rPr>
         <w:t>BASIC SOFTWARE SPECIFICATION</w:t>
       </w:r>
@@ -19186,7 +19169,7 @@
           <w:rFonts w:ascii="Hitachi Sans" w:eastAsia="Hitachi Sans" w:hAnsi="Hitachi Sans" w:cs="Hitachi Sans"/>
           <w:b/>
           <w:bCs/>
-          <w:color w:val="EE0000"/>
+          <w:color w:val="000000" w:themeColor="text1"/>
         </w:rPr>
         <w:t xml:space="preserve">THIRD PARTY SOFTWARE REQUIREMENTS </w:t>
       </w:r>
@@ -19314,7 +19297,7 @@
         <w:ind w:left="540" w:hanging="425"/>
         <w:rPr>
           <w:rFonts w:ascii="Hitachi Sans" w:eastAsia="Hitachi Sans" w:hAnsi="Hitachi Sans" w:cs="Hitachi Sans"/>
-          <w:color w:val="EE0000"/>
+          <w:color w:val="000000" w:themeColor="text1"/>
           <w:sz w:val="32"/>
           <w:szCs w:val="32"/>
         </w:rPr>
@@ -19324,7 +19307,7 @@
       <w:r>
         <w:rPr>
           <w:rFonts w:ascii="Hitachi Sans" w:eastAsia="Hitachi Sans" w:hAnsi="Hitachi Sans" w:cs="Hitachi Sans"/>
-          <w:color w:val="EE0000"/>
+          <w:color w:val="000000" w:themeColor="text1"/>
           <w:sz w:val="32"/>
           <w:szCs w:val="32"/>
         </w:rPr>
@@ -19760,7 +19743,7 @@
           <w:rFonts w:ascii="Hitachi Sans" w:eastAsia="Hitachi Sans" w:hAnsi="Hitachi Sans" w:cs="Hitachi Sans"/>
           <w:b/>
           <w:bCs/>
-          <w:color w:val="EE0000"/>
+          <w:color w:val="000000" w:themeColor="text1"/>
         </w:rPr>
       </w:pPr>
       <w:r>
@@ -19768,7 +19751,7 @@
           <w:rFonts w:ascii="Hitachi Sans" w:eastAsia="Hitachi Sans" w:hAnsi="Hitachi Sans" w:cs="Hitachi Sans"/>
           <w:b/>
           <w:bCs/>
-          <w:color w:val="EE0000"/>
+          <w:color w:val="000000" w:themeColor="text1"/>
         </w:rPr>
         <w:t>SUPERVISORS:</w:t>
       </w:r>
@@ -20006,7 +19989,7 @@
         </w:numPr>
         <w:rPr>
           <w:rFonts w:ascii="Hitachi Sans" w:eastAsia="Hitachi Sans" w:hAnsi="Hitachi Sans" w:cs="Hitachi Sans"/>
-          <w:color w:val="EE0000"/>
+          <w:color w:val="000000" w:themeColor="text1"/>
           <w:sz w:val="32"/>
           <w:szCs w:val="32"/>
         </w:rPr>
@@ -20016,7 +19999,7 @@
       <w:r>
         <w:rPr>
           <w:rFonts w:ascii="Hitachi Sans" w:eastAsia="Hitachi Sans" w:hAnsi="Hitachi Sans" w:cs="Hitachi Sans"/>
-          <w:color w:val="EE0000"/>
+          <w:color w:val="000000" w:themeColor="text1"/>
           <w:sz w:val="32"/>
           <w:szCs w:val="32"/>
         </w:rPr>
@@ -20026,7 +20009,7 @@
       <w:r>
         <w:rPr>
           <w:noProof/>
-          <w:color w:val="EE0000"/>
+          <w:color w:val="000000" w:themeColor="text1"/>
         </w:rPr>
         <w:drawing>
           <wp:anchor distT="0" distB="0" distL="0" distR="0" simplePos="0" relativeHeight="251679744" behindDoc="0" locked="0" layoutInCell="1" hidden="0" allowOverlap="1" wp14:anchorId="3B872447" wp14:editId="4A8799A6">
@@ -20075,7 +20058,7 @@
       <w:r>
         <w:rPr>
           <w:noProof/>
-          <w:color w:val="EE0000"/>
+          <w:color w:val="000000" w:themeColor="text1"/>
         </w:rPr>
         <w:drawing>
           <wp:anchor distT="0" distB="0" distL="114300" distR="114300" simplePos="0" relativeHeight="251680768" behindDoc="0" locked="0" layoutInCell="1" hidden="0" allowOverlap="1" wp14:anchorId="4F1E57AF" wp14:editId="5A16C15E">
@@ -20828,7 +20811,7 @@
           <w:rFonts w:ascii="Hitachi Sans" w:eastAsia="Hitachi Sans" w:hAnsi="Hitachi Sans" w:cs="Hitachi Sans"/>
           <w:b/>
           <w:bCs/>
-          <w:color w:val="EE0000"/>
+          <w:color w:val="000000" w:themeColor="text1"/>
         </w:rPr>
       </w:pPr>
       <w:bookmarkStart w:id="32" w:name="_q5yy341y4spe" w:colFirst="0" w:colLast="0"/>
@@ -20838,7 +20821,7 @@
           <w:rFonts w:ascii="Hitachi Sans" w:eastAsia="Hitachi Sans" w:hAnsi="Hitachi Sans" w:cs="Hitachi Sans"/>
           <w:b/>
           <w:bCs/>
-          <w:color w:val="EE0000"/>
+          <w:color w:val="000000" w:themeColor="text1"/>
         </w:rPr>
         <w:t>DIVISION OF ENGINEERING, SOFTWARE DEVELOPMENT, &amp; ERECTION/COMMISSIONING SERVICES</w:t>
       </w:r>
@@ -28981,7 +28964,7 @@
           <w:rFonts w:ascii="Hitachi Sans" w:eastAsia="Hitachi Sans" w:hAnsi="Hitachi Sans" w:cs="Hitachi Sans"/>
           <w:b/>
           <w:bCs/>
-          <w:color w:val="EE0000"/>
+          <w:color w:val="000000" w:themeColor="text1"/>
         </w:rPr>
       </w:pPr>
       <w:bookmarkStart w:id="34" w:name="_2afb9ye0ljwg" w:colFirst="0" w:colLast="0"/>
@@ -28991,7 +28974,7 @@
           <w:rFonts w:ascii="Hitachi Sans" w:eastAsia="Hitachi Sans" w:hAnsi="Hitachi Sans" w:cs="Hitachi Sans"/>
           <w:b/>
           <w:bCs/>
-          <w:color w:val="EE0000"/>
+          <w:color w:val="000000" w:themeColor="text1"/>
         </w:rPr>
         <w:t>VALUE ADDITION</w:t>
       </w:r>
@@ -29222,7 +29205,7 @@
           <w:rFonts w:ascii="Hitachi Sans" w:eastAsia="Hitachi Sans" w:hAnsi="Hitachi Sans" w:cs="Hitachi Sans"/>
           <w:b/>
           <w:bCs/>
-          <w:color w:val="EE0000"/>
+          <w:color w:val="000000" w:themeColor="text1"/>
         </w:rPr>
       </w:pPr>
       <w:bookmarkStart w:id="35" w:name="_v31l8p5vufwy" w:colFirst="0" w:colLast="0"/>
@@ -29232,7 +29215,7 @@
           <w:rFonts w:ascii="Hitachi Sans" w:eastAsia="Hitachi Sans" w:hAnsi="Hitachi Sans" w:cs="Hitachi Sans"/>
           <w:b/>
           <w:bCs/>
-          <w:color w:val="EE0000"/>
+          <w:color w:val="000000" w:themeColor="text1"/>
         </w:rPr>
         <w:t xml:space="preserve">WORK COMPLETION CERTIFICATE </w:t>
       </w:r>
@@ -29418,7 +29401,7 @@
           <w:rFonts w:ascii="Hitachi Sans" w:eastAsia="Hitachi Sans" w:hAnsi="Hitachi Sans" w:cs="Hitachi Sans"/>
           <w:b/>
           <w:bCs/>
-          <w:color w:val="EE0000"/>
+          <w:color w:val="000000" w:themeColor="text1"/>
         </w:rPr>
       </w:pPr>
       <w:bookmarkStart w:id="36" w:name="_s8mgb1wz63is" w:colFirst="0" w:colLast="0"/>
@@ -29428,17 +29411,9 @@
           <w:rFonts w:ascii="Hitachi Sans" w:eastAsia="Hitachi Sans" w:hAnsi="Hitachi Sans" w:cs="Hitachi Sans"/>
           <w:b/>
           <w:bCs/>
-        </w:rPr>
-        <w:t xml:space="preserve"> </w:t>
-      </w:r>
-      <w:r>
-        <w:rPr>
-          <w:rFonts w:ascii="Hitachi Sans" w:eastAsia="Hitachi Sans" w:hAnsi="Hitachi Sans" w:cs="Hitachi Sans"/>
-          <w:b/>
-          <w:bCs/>
-          <w:color w:val="EE0000"/>
-        </w:rPr>
-        <w:t xml:space="preserve">BUYER OBLIGATIONS </w:t>
+          <w:color w:val="000000" w:themeColor="text1"/>
+        </w:rPr>
+        <w:t xml:space="preserve"> BUYER OBLIGATIONS </w:t>
       </w:r>
     </w:p>
     <w:p>
@@ -29821,7 +29796,7 @@
           <w:rFonts w:ascii="Hitachi Sans" w:eastAsia="Hitachi Sans" w:hAnsi="Hitachi Sans" w:cs="Hitachi Sans"/>
           <w:b/>
           <w:bCs/>
-          <w:color w:val="EE0000"/>
+          <w:color w:val="000000" w:themeColor="text1"/>
         </w:rPr>
       </w:pPr>
       <w:bookmarkStart w:id="37" w:name="_n53phbyx4jqr" w:colFirst="0" w:colLast="0"/>
@@ -29831,7 +29806,7 @@
           <w:rFonts w:ascii="Hitachi Sans" w:eastAsia="Hitachi Sans" w:hAnsi="Hitachi Sans" w:cs="Hitachi Sans"/>
           <w:b/>
           <w:bCs/>
-          <w:color w:val="EE0000"/>
+          <w:color w:val="000000" w:themeColor="text1"/>
         </w:rPr>
         <w:t>EXCLUSION LIST</w:t>
       </w:r>
@@ -30505,7 +30480,7 @@
           <w:rFonts w:ascii="Hitachi Sans" w:eastAsia="Hitachi Sans" w:hAnsi="Hitachi Sans" w:cs="Hitachi Sans"/>
           <w:b/>
           <w:bCs/>
-          <w:color w:val="EE0000"/>
+          <w:color w:val="000000" w:themeColor="text1"/>
         </w:rPr>
       </w:pPr>
       <w:bookmarkStart w:id="38" w:name="_6gptu59a5nh2" w:colFirst="0" w:colLast="0"/>
@@ -30515,17 +30490,9 @@
           <w:rFonts w:ascii="Hitachi Sans" w:eastAsia="Hitachi Sans" w:hAnsi="Hitachi Sans" w:cs="Hitachi Sans"/>
           <w:b/>
           <w:bCs/>
-        </w:rPr>
-        <w:t xml:space="preserve"> </w:t>
-      </w:r>
-      <w:r>
-        <w:rPr>
-          <w:rFonts w:ascii="Hitachi Sans" w:eastAsia="Hitachi Sans" w:hAnsi="Hitachi Sans" w:cs="Hitachi Sans"/>
-          <w:b/>
-          <w:bCs/>
-          <w:color w:val="EE0000"/>
-        </w:rPr>
-        <w:t>BUYER PREREQUISITES:</w:t>
+          <w:color w:val="000000" w:themeColor="text1"/>
+        </w:rPr>
+        <w:t xml:space="preserve"> BUYER PREREQUISITES:</w:t>
       </w:r>
     </w:p>
     <w:p>
@@ -30617,7 +30584,7 @@
           <w:rFonts w:ascii="Hitachi Sans" w:eastAsia="Hitachi Sans" w:hAnsi="Hitachi Sans" w:cs="Hitachi Sans"/>
           <w:b/>
           <w:bCs/>
-          <w:color w:val="4F81BD" w:themeColor="accent1"/>
+          <w:color w:val="000000" w:themeColor="text1"/>
         </w:rPr>
         <w:t>BINDING CONDITIONS:</w:t>
       </w:r>
@@ -31129,7 +31096,7 @@
           <w:rFonts w:ascii="Hitachi Sans" w:eastAsia="Hitachi Sans" w:hAnsi="Hitachi Sans" w:cs="Hitachi Sans"/>
           <w:b/>
           <w:bCs/>
-          <w:color w:val="4F81BD" w:themeColor="accent1"/>
+          <w:color w:val="000000" w:themeColor="text1"/>
         </w:rPr>
       </w:pPr>
       <w:bookmarkStart w:id="40" w:name="_hn796aofh92f" w:colFirst="0" w:colLast="0"/>
@@ -31139,7 +31106,7 @@
           <w:rFonts w:ascii="Hitachi Sans" w:eastAsia="Hitachi Sans" w:hAnsi="Hitachi Sans" w:cs="Hitachi Sans"/>
           <w:b/>
           <w:bCs/>
-          <w:color w:val="4F81BD" w:themeColor="accent1"/>
+          <w:color w:val="000000" w:themeColor="text1"/>
         </w:rPr>
         <w:t>CYBERSECURITY DISCLAIMER</w:t>
       </w:r>
@@ -31187,7 +31154,7 @@
         <w:jc w:val="both"/>
         <w:rPr>
           <w:rFonts w:ascii="Hitachi Sans" w:eastAsia="Hitachi Sans" w:hAnsi="Hitachi Sans" w:cs="Hitachi Sans"/>
-          <w:color w:val="4F81BD" w:themeColor="accent1"/>
+          <w:color w:val="000000" w:themeColor="text1"/>
           <w:sz w:val="32"/>
           <w:szCs w:val="32"/>
         </w:rPr>
@@ -31197,7 +31164,7 @@
       <w:r>
         <w:rPr>
           <w:rFonts w:ascii="Hitachi Sans" w:eastAsia="Hitachi Sans" w:hAnsi="Hitachi Sans" w:cs="Hitachi Sans"/>
-          <w:color w:val="4F81BD" w:themeColor="accent1"/>
+          <w:color w:val="000000" w:themeColor="text1"/>
           <w:sz w:val="32"/>
           <w:szCs w:val="32"/>
         </w:rPr>
@@ -31207,7 +31174,7 @@
       <w:r>
         <w:rPr>
           <w:noProof/>
-          <w:color w:val="4F81BD" w:themeColor="accent1"/>
+          <w:color w:val="000000" w:themeColor="text1"/>
         </w:rPr>
         <w:drawing>
           <wp:anchor distT="0" distB="0" distL="0" distR="0" simplePos="0" relativeHeight="251681792" behindDoc="0" locked="0" layoutInCell="1" hidden="0" allowOverlap="1" wp14:anchorId="36052976" wp14:editId="7F14666F">
@@ -31256,7 +31223,7 @@
       <w:r>
         <w:rPr>
           <w:noProof/>
-          <w:color w:val="4F81BD" w:themeColor="accent1"/>
+          <w:color w:val="000000" w:themeColor="text1"/>
         </w:rPr>
         <w:drawing>
           <wp:anchor distT="0" distB="0" distL="114300" distR="114300" simplePos="0" relativeHeight="251682816" behindDoc="0" locked="0" layoutInCell="1" hidden="0" allowOverlap="1" wp14:anchorId="4CAAB6F8" wp14:editId="4C3A31AB">
@@ -31597,7 +31564,7 @@
         <w:jc w:val="both"/>
         <w:rPr>
           <w:rFonts w:ascii="Hitachi Sans" w:eastAsia="Hitachi Sans" w:hAnsi="Hitachi Sans" w:cs="Hitachi Sans"/>
-          <w:color w:val="4F81BD" w:themeColor="accent1"/>
+          <w:color w:val="000000" w:themeColor="text1"/>
           <w:sz w:val="32"/>
           <w:szCs w:val="32"/>
         </w:rPr>
@@ -31607,7 +31574,7 @@
       <w:r>
         <w:rPr>
           <w:rFonts w:ascii="Hitachi Sans" w:eastAsia="Hitachi Sans" w:hAnsi="Hitachi Sans" w:cs="Hitachi Sans"/>
-          <w:color w:val="4F81BD" w:themeColor="accent1"/>
+          <w:color w:val="000000" w:themeColor="text1"/>
           <w:sz w:val="32"/>
           <w:szCs w:val="32"/>
         </w:rPr>
@@ -31617,7 +31584,7 @@
       <w:r>
         <w:rPr>
           <w:noProof/>
-          <w:color w:val="4F81BD" w:themeColor="accent1"/>
+          <w:color w:val="000000" w:themeColor="text1"/>
         </w:rPr>
         <w:drawing>
           <wp:anchor distT="0" distB="0" distL="114300" distR="114300" simplePos="0" relativeHeight="251683840" behindDoc="0" locked="0" layoutInCell="1" hidden="0" allowOverlap="1" wp14:anchorId="6F904456" wp14:editId="0C9A8192">
@@ -31897,7 +31864,7 @@
           <w:rFonts w:ascii="Hitachi Sans" w:eastAsia="Hitachi Sans" w:hAnsi="Hitachi Sans" w:cs="Hitachi Sans"/>
           <w:b/>
           <w:bCs/>
-          <w:color w:val="EE0000"/>
+          <w:color w:val="000000" w:themeColor="text1"/>
           <w:u w:val="single"/>
         </w:rPr>
       </w:pPr>
@@ -31906,7 +31873,7 @@
           <w:rFonts w:ascii="Hitachi Sans" w:eastAsia="Hitachi Sans" w:hAnsi="Hitachi Sans" w:cs="Hitachi Sans"/>
           <w:b/>
           <w:bCs/>
-          <w:color w:val="EE0000"/>
+          <w:color w:val="000000" w:themeColor="text1"/>
           <w:u w:val="single"/>
         </w:rPr>
         <w:t>{{POCName}}</w:t>
@@ -32139,10 +32106,11 @@
       </w:r>
     </w:p>
     <w:sectPr>
-      <w:pgSz w:w="12240" w:h="15840"/>
+      <w:pgSz w:w="12240" w:h="15840" w:code="1"/>
       <w:pgMar w:top="1440" w:right="1440" w:bottom="1440" w:left="1440" w:header="720" w:footer="720" w:gutter="0"/>
       <w:pgNumType w:start="1"/>
       <w:cols w:space="720"/>
+      <w:docGrid w:linePitch="299"/>
     </w:sectPr>
   </w:body>
 </w:document>
